--- a/test/session--package-of-documents/reference/15 subjects/Клопотання D5.docx
+++ b/test/session--package-of-documents/reference/15 subjects/Клопотання D5.docx
@@ -243,7 +243,7 @@
           <w:sz w:val="28"/>
           <w:lang w:val="en-US"/>
         </w:rPr>
-        <w:t>2024-2025</w:t>
+        <w:t>2025-2026</w:t>
       </w:r>
       <w:r>
         <w:rPr>
@@ -258,7 +258,7 @@
           <w:sz w:val="28"/>
           <w:u w:val="single"/>
         </w:rPr>
-        <w:t>«01» вересня 2025 р.</w:t>
+        <w:t>«01» липня 2026 р.</w:t>
       </w:r>
       <w:r>
         <w:rPr>
@@ -273,7 +273,7 @@
           <w:sz w:val="28"/>
           <w:u w:val="single"/>
         </w:rPr>
-        <w:t>«31» грудня 2025 р.</w:t>
+        <w:t>«31» грудня 2026 р.</w:t>
       </w:r>
     </w:p>
     <w:p>
